--- a/Working Folder/8 Kong Zhixuan 孔志轩 Go Across the Rainforests 穿越热带雨林/8_Front-Matter.docx
+++ b/Working Folder/8 Kong Zhixuan 孔志轩 Go Across the Rainforests 穿越热带雨林/8_Front-Matter.docx
@@ -3273,23 +3273,7 @@
           <w:sz w:val="24"/>
           <w:szCs w:val="24"/>
         </w:rPr>
-        <w:t xml:space="preserve"> play in </w:t>
-      </w:r>
-      <w:r>
-        <w:rPr>
-          <w:rFonts w:ascii="Noto Serif SC" w:eastAsia="Noto Serif SC" w:hAnsi="Noto Serif SC" w:cs="Noto Serif"/>
-          <w:sz w:val="24"/>
-          <w:szCs w:val="24"/>
-        </w:rPr>
-        <w:t>counterpoint</w:t>
-      </w:r>
-      <w:r>
-        <w:rPr>
-          <w:rFonts w:ascii="Noto Serif SC" w:eastAsia="Noto Serif SC" w:hAnsi="Noto Serif SC" w:cs="Noto Serif"/>
-          <w:sz w:val="24"/>
-          <w:szCs w:val="24"/>
-        </w:rPr>
-        <w:t xml:space="preserve"> to the former musical material</w:t>
+        <w:t xml:space="preserve"> play in counterpoint to the former musical material</w:t>
       </w:r>
       <w:r>
         <w:rPr>
@@ -4344,7 +4328,25 @@
           <w:szCs w:val="20"/>
           <w:lang w:val="en-US"/>
         </w:rPr>
-        <w:t>,沙锤</w:t>
+        <w:t>,</w:t>
+      </w:r>
+      <w:r>
+        <w:rPr>
+          <w:rFonts w:ascii="Noto Serif SC" w:eastAsia="Noto Serif SC" w:hAnsi="Noto Serif SC" w:cs="Noto Serif"/>
+          <w:sz w:val="20"/>
+          <w:szCs w:val="20"/>
+          <w:lang w:val="en-US"/>
+        </w:rPr>
+        <w:t xml:space="preserve"> </w:t>
+      </w:r>
+      <w:r>
+        <w:rPr>
+          <w:rFonts w:ascii="Noto Serif SC" w:eastAsia="Noto Serif SC" w:hAnsi="Noto Serif SC" w:cs="Noto Serif" w:hint="eastAsia"/>
+          <w:sz w:val="20"/>
+          <w:szCs w:val="20"/>
+          <w:lang w:val="en-US"/>
+        </w:rPr>
+        <w:t>沙锤</w:t>
       </w:r>
       <w:r>
         <w:rPr>
@@ -4424,26 +4426,26 @@
           <w:rFonts w:ascii="Noto Serif SC" w:eastAsia="Noto Serif SC" w:hAnsi="Noto Serif SC" w:cs="Noto Serif"/>
           <w:sz w:val="20"/>
           <w:szCs w:val="20"/>
+          <w:lang w:val="en-US"/>
+        </w:rPr>
+        <w:t xml:space="preserve">5 </w:t>
+      </w:r>
+      <w:r>
+        <w:rPr>
+          <w:rFonts w:ascii="Noto Serif SC" w:eastAsia="Noto Serif SC" w:hAnsi="Noto Serif SC" w:cs="Noto Serif"/>
+          <w:sz w:val="20"/>
+          <w:szCs w:val="20"/>
         </w:rPr>
         <w:t>木鱼</w:t>
       </w:r>
       <w:r>
         <w:rPr>
-          <w:rFonts w:ascii="Noto Serif SC" w:eastAsia="Noto Serif SC" w:hAnsi="Noto Serif SC" w:cs="Noto Serif" w:hint="eastAsia"/>
-          <w:sz w:val="20"/>
-          <w:szCs w:val="20"/>
-          <w:lang w:val="en-US"/>
-        </w:rPr>
-        <w:t>(5)</w:t>
-      </w:r>
-      <w:r>
-        <w:rPr>
-          <w:rFonts w:ascii="Noto Serif SC" w:eastAsia="Noto Serif SC" w:hAnsi="Noto Serif SC" w:cs="Noto Serif"/>
-          <w:sz w:val="20"/>
-          <w:szCs w:val="20"/>
-          <w:lang w:val="en-US"/>
-        </w:rPr>
-        <w:t xml:space="preserve"> Woodblocks (5)</w:t>
+          <w:rFonts w:ascii="Noto Serif SC" w:eastAsia="Noto Serif SC" w:hAnsi="Noto Serif SC" w:cs="Noto Serif"/>
+          <w:sz w:val="20"/>
+          <w:szCs w:val="20"/>
+          <w:lang w:val="en-US"/>
+        </w:rPr>
+        <w:t xml:space="preserve"> Woodblocks</w:t>
       </w:r>
       <w:r>
         <w:rPr>
@@ -4514,8 +4516,19 @@
           <w:szCs w:val="20"/>
           <w:lang w:val="en-US"/>
         </w:rPr>
-        <w:t xml:space="preserve"> Dagu</w:t>
-      </w:r>
+        <w:t xml:space="preserve"> </w:t>
+      </w:r>
+      <w:proofErr w:type="spellStart"/>
+      <w:r>
+        <w:rPr>
+          <w:rFonts w:ascii="Noto Serif SC" w:eastAsia="Noto Serif SC" w:hAnsi="Noto Serif SC" w:cs="Noto Serif"/>
+          <w:sz w:val="20"/>
+          <w:szCs w:val="20"/>
+          <w:lang w:val="en-US"/>
+        </w:rPr>
+        <w:t>Dagu</w:t>
+      </w:r>
+      <w:proofErr w:type="spellEnd"/>
       <w:r>
         <w:rPr>
           <w:rFonts w:ascii="Noto Serif SC" w:eastAsia="Noto Serif SC" w:hAnsi="Noto Serif SC" w:cs="Noto Serif" w:hint="eastAsia"/>
@@ -4617,7 +4630,25 @@
           <w:szCs w:val="20"/>
           <w:lang w:val="en-US"/>
         </w:rPr>
-        <w:t>,竹风铃</w:t>
+        <w:t>,</w:t>
+      </w:r>
+      <w:r>
+        <w:rPr>
+          <w:rFonts w:ascii="Noto Serif SC" w:eastAsia="Noto Serif SC" w:hAnsi="Noto Serif SC" w:cs="Noto Serif"/>
+          <w:sz w:val="20"/>
+          <w:szCs w:val="20"/>
+          <w:lang w:val="en-US"/>
+        </w:rPr>
+        <w:t xml:space="preserve"> </w:t>
+      </w:r>
+      <w:r>
+        <w:rPr>
+          <w:rFonts w:ascii="Noto Serif SC" w:eastAsia="Noto Serif SC" w:hAnsi="Noto Serif SC" w:cs="Noto Serif" w:hint="eastAsia"/>
+          <w:sz w:val="20"/>
+          <w:szCs w:val="20"/>
+          <w:lang w:val="en-US"/>
+        </w:rPr>
+        <w:t>竹风铃</w:t>
       </w:r>
       <w:r>
         <w:rPr>
@@ -4648,6 +4679,15 @@
       </w:r>
       <w:r>
         <w:rPr>
+          <w:rFonts w:ascii="Noto Serif SC" w:eastAsia="Noto Serif SC" w:hAnsi="Noto Serif SC" w:cs="Noto Serif"/>
+          <w:sz w:val="20"/>
+          <w:szCs w:val="20"/>
+          <w:lang w:val="en-US"/>
+        </w:rPr>
+        <w:t xml:space="preserve">5 </w:t>
+      </w:r>
+      <w:r>
+        <w:rPr>
           <w:rFonts w:ascii="Noto Serif SC" w:eastAsia="Noto Serif SC" w:hAnsi="Noto Serif SC" w:cs="Noto Serif" w:hint="eastAsia"/>
           <w:sz w:val="20"/>
           <w:szCs w:val="20"/>
@@ -4664,24 +4704,6 @@
         </w:rPr>
         <w:t xml:space="preserve"> </w:t>
       </w:r>
-      <w:r>
-        <w:rPr>
-          <w:rFonts w:ascii="Noto Serif SC" w:eastAsia="Noto Serif SC" w:hAnsi="Noto Serif SC" w:cs="Noto Serif" w:hint="eastAsia"/>
-          <w:sz w:val="20"/>
-          <w:szCs w:val="20"/>
-          <w:lang w:val="en-US"/>
-        </w:rPr>
-        <w:t>(5)</w:t>
-      </w:r>
-      <w:r>
-        <w:rPr>
-          <w:rFonts w:ascii="Noto Serif SC" w:eastAsia="Noto Serif SC" w:hAnsi="Noto Serif SC" w:cs="Noto Serif"/>
-          <w:sz w:val="20"/>
-          <w:szCs w:val="20"/>
-          <w:lang w:val="en-US"/>
-        </w:rPr>
-        <w:t xml:space="preserve"> </w:t>
-      </w:r>
       <w:proofErr w:type="spellStart"/>
       <w:r>
         <w:rPr>
@@ -4700,7 +4722,7 @@
           <w:szCs w:val="20"/>
           <w:lang w:val="en-US"/>
         </w:rPr>
-        <w:t xml:space="preserve"> (5) </w:t>
+        <w:t xml:space="preserve">  </w:t>
       </w:r>
       <w:r>
         <w:rPr>
@@ -5893,6 +5915,7 @@
   <w:style w:type="character" w:default="1" w:styleId="DefaultParagraphFont">
     <w:name w:val="Default Paragraph Font"/>
     <w:uiPriority w:val="1"/>
+    <w:semiHidden/>
     <w:unhideWhenUsed/>
   </w:style>
   <w:style w:type="table" w:default="1" w:styleId="TableNormal">
